--- a/Unnn-Inf/U401-Igt.docx
+++ b/Unnn-Inf/U401-Igt.docx
@@ -8,8 +8,6 @@
         <w:rPr>
           <w:rFonts w:ascii="Gentium" w:hAnsi="Gentium" w:cs="Gentium"/>
           <w:noProof w:val="0"/>
-          <w:sz w:val="26"/>
-          <w:szCs w:val="26"/>
           <w:lang w:val="en-GB"/>
         </w:rPr>
       </w:pPr>
@@ -18,8 +16,6 @@
           <w:rFonts w:ascii="Gentium" w:hAnsi="Gentium" w:cs="Gentium"/>
           <w:noProof w:val="0"/>
           <w:color w:val="333333"/>
-          <w:sz w:val="26"/>
-          <w:szCs w:val="26"/>
           <w:shd w:val="clear" w:color="auto" w:fill="FFFFFF"/>
           <w:lang w:val="en-GB"/>
         </w:rPr>
@@ -32,8 +28,6 @@
           <w:iCs/>
           <w:noProof w:val="0"/>
           <w:color w:val="333333"/>
-          <w:sz w:val="26"/>
-          <w:szCs w:val="26"/>
           <w:shd w:val="clear" w:color="auto" w:fill="FFFFFF"/>
           <w:lang w:val="en-GB"/>
         </w:rPr>
@@ -44,34 +38,48 @@
           <w:rFonts w:ascii="Gentium" w:hAnsi="Gentium" w:cs="Gentium"/>
           <w:noProof w:val="0"/>
           <w:color w:val="333333"/>
-          <w:sz w:val="26"/>
-          <w:szCs w:val="26"/>
           <w:shd w:val="clear" w:color="auto" w:fill="FFFFFF"/>
           <w:lang w:val="en-GB"/>
         </w:rPr>
-        <w:t xml:space="preserve"> here presented is that of Constatine von Tischendorf’s 1876 publication, “</w:t>
-      </w:r>
-      <w:r>
-        <w:rPr>
-          <w:rFonts w:ascii="Gentium" w:hAnsi="Gentium" w:cs="Gentium"/>
-          <w:i/>
-          <w:iCs/>
+        <w:t xml:space="preserve"> here presented is that of Constatine von Tischendorf’s 18</w:t>
+      </w:r>
+      <w:r>
+        <w:rPr>
+          <w:rFonts w:ascii="Gentium" w:hAnsi="Gentium" w:cs="Gentium"/>
           <w:noProof w:val="0"/>
           <w:color w:val="333333"/>
-          <w:sz w:val="26"/>
-          <w:szCs w:val="26"/>
           <w:shd w:val="clear" w:color="auto" w:fill="FFFFFF"/>
           <w:lang w:val="en-GB"/>
         </w:rPr>
-        <w:t>Evangelia Apocrypha</w:t>
+        <w:t>53</w:t>
       </w:r>
       <w:r>
         <w:rPr>
           <w:rFonts w:ascii="Gentium" w:hAnsi="Gentium" w:cs="Gentium"/>
           <w:noProof w:val="0"/>
           <w:color w:val="333333"/>
-          <w:sz w:val="26"/>
-          <w:szCs w:val="26"/>
+          <w:shd w:val="clear" w:color="auto" w:fill="FFFFFF"/>
+          <w:lang w:val="en-GB"/>
+        </w:rPr>
+        <w:t xml:space="preserve"> publication, “</w:t>
+      </w:r>
+      <w:r>
+        <w:rPr>
+          <w:rFonts w:ascii="Gentium" w:hAnsi="Gentium" w:cs="Gentium"/>
+          <w:i/>
+          <w:iCs/>
+          <w:noProof w:val="0"/>
+          <w:color w:val="333333"/>
+          <w:shd w:val="clear" w:color="auto" w:fill="FFFFFF"/>
+          <w:lang w:val="en-GB"/>
+        </w:rPr>
+        <w:t>Evangelia Apocrypha</w:t>
+      </w:r>
+      <w:r>
+        <w:rPr>
+          <w:rFonts w:ascii="Gentium" w:hAnsi="Gentium" w:cs="Gentium"/>
+          <w:noProof w:val="0"/>
+          <w:color w:val="333333"/>
           <w:shd w:val="clear" w:color="auto" w:fill="FFFFFF"/>
           <w:lang w:val="en-GB"/>
         </w:rPr>
@@ -106,7 +114,7 @@
       <w:pPr>
         <w:keepNext/>
         <w:widowControl w:val="0"/>
-        <w:spacing w:before="360" w:after="120"/>
+        <w:spacing w:before="120" w:after="120"/>
         <w:jc w:val="center"/>
         <w:rPr>
           <w:rStyle w:val="greek1"/>
@@ -216,7 +224,7 @@
     </w:p>
     <w:p>
       <w:pPr>
-        <w:spacing w:before="120"/>
+        <w:spacing w:before="60"/>
         <w:jc w:val="both"/>
         <w:rPr>
           <w:rFonts w:ascii="Gentium" w:hAnsi="Gentium" w:cs="Gentium"/>
@@ -258,7 +266,7 @@
     </w:p>
     <w:p>
       <w:pPr>
-        <w:spacing w:before="120"/>
+        <w:spacing w:before="60"/>
         <w:jc w:val="both"/>
         <w:rPr>
           <w:rFonts w:ascii="Gentium" w:hAnsi="Gentium" w:cs="Gentium"/>
@@ -300,7 +308,7 @@
     </w:p>
     <w:p>
       <w:pPr>
-        <w:spacing w:before="120"/>
+        <w:spacing w:before="60"/>
         <w:jc w:val="both"/>
         <w:rPr>
           <w:rFonts w:ascii="Gentium" w:hAnsi="Gentium" w:cs="Gentium"/>
@@ -531,7 +539,6 @@
           <w:szCs w:val="32"/>
           <w:u w:val="single" w:color="800000"/>
         </w:rPr>
-        <w:lastRenderedPageBreak/>
         <w:t>Caput III. Quomodo Iesus Egressus est de Egypto.</w:t>
       </w:r>
     </w:p>
@@ -601,7 +608,20 @@
           <w:szCs w:val="28"/>
           <w:u w:color="003300"/>
         </w:rPr>
-        <w:t>Ut autem exiit Ioseph de Egypto post mortem Herodis, tulit eum in deserto usque dum fieret tranquillitas in Ierusalem de iis qui quaerebant animam pueri. Et egit gratias deo quod dedit intelligentiam, et quia invenit gratiam coram domino deo, amen.</w:t>
+        <w:t xml:space="preserve">Ut autem exiit </w:t>
+      </w:r>
+      <w:r>
+        <w:rPr>
+          <w:rFonts w:ascii="Gentium" w:hAnsi="Gentium" w:cs="Gentium"/>
+          <w:i/>
+          <w:iCs/>
+          <w:color w:val="4F6228" w:themeColor="accent3" w:themeShade="80"/>
+          <w:sz w:val="28"/>
+          <w:szCs w:val="28"/>
+          <w:u w:color="003300"/>
+        </w:rPr>
+        <w:lastRenderedPageBreak/>
+        <w:t>Ioseph de Egypto post mortem Herodis, tulit eum in deserto usque dum fieret tranquillitas in Ierusalem de iis qui quaerebant animam pueri. Et egit gratias deo quod dedit intelligentiam, et quia invenit gratiam coram domino deo, amen.</w:t>
       </w:r>
     </w:p>
     <w:p>
@@ -864,7 +884,61 @@
           <w:szCs w:val="28"/>
           <w:u w:color="003300"/>
         </w:rPr>
-        <w:t xml:space="preserve">Et post paucos dies deambulante Iesu cum Ioseph per villam concurrit de infantibus unus et percussit Iesum in ulnas. Iesus autem dixit ad eum Non sic perficias iter tuum. Et statim cecidit in terram et mortuus est. Illis autem videntibus mirabilia, clamaverunt dicentes Unde est iste puer? Et dixerunt ad Ioseph Non oportet esse nobiscum talem puerum. Ille autem abiit et tulit eum. Et dixerunt ei Recede </w:t>
+        <w:t xml:space="preserve">Et post paucos dies deambulante Iesu cum Ioseph per villam concurrit de infantibus unus et percussit Iesum in ulnas. Iesus autem dixit ad eum Non sic perficias iter tuum. Et statim cecidit in terram et mortuus est. Illis autem videntibus mirabilia, clamaverunt dicentes Unde est iste puer? Et dixerunt ad Ioseph Non oportet esse nobiscum talem puerum. Ille autem abiit et tulit eum. Et dixerunt ei Recede de loco isto, et si te oportet esse nobiscum, doce eum orare et non blasphemare: filii autem nostri insensati sunt. </w:t>
+      </w:r>
+      <w:r>
+        <w:rPr>
+          <w:rFonts w:ascii="Gentium" w:hAnsi="Gentium" w:cs="Gentium"/>
+          <w:b/>
+          <w:bCs/>
+          <w:i/>
+          <w:iCs/>
+          <w:color w:val="EE0000"/>
+          <w:sz w:val="28"/>
+          <w:szCs w:val="28"/>
+          <w:u w:color="003300"/>
+          <w:vertAlign w:val="superscript"/>
+        </w:rPr>
+        <w:t>2 </w:t>
+      </w:r>
+      <w:r>
+        <w:rPr>
+          <w:rFonts w:ascii="Gentium" w:hAnsi="Gentium" w:cs="Gentium"/>
+          <w:i/>
+          <w:iCs/>
+          <w:color w:val="4F6228" w:themeColor="accent3" w:themeShade="80"/>
+          <w:sz w:val="28"/>
+          <w:szCs w:val="28"/>
+          <w:u w:color="003300"/>
+        </w:rPr>
+        <w:t xml:space="preserve">Vocavit Ioseph Iesum et increpavit eum dicens Ut quid blasphemas? Habitatores isti odium habent super nos. Iesus autem dixit Ego autem scio quod isti sermones non sunt mei, sed tui sunt; ego autem tacebo propter te: ipsi autem videant in sapientia sua. Et hi statim qui loquebantur adversus Iesum caeci facti sunt. Et deambulantes dicebant Omnes sermones qui procedunt de ore eius exercitium habent. </w:t>
+      </w:r>
+      <w:r>
+        <w:rPr>
+          <w:rFonts w:ascii="Gentium" w:hAnsi="Gentium" w:cs="Gentium"/>
+          <w:b/>
+          <w:bCs/>
+          <w:i/>
+          <w:iCs/>
+          <w:color w:val="EE0000"/>
+          <w:sz w:val="28"/>
+          <w:szCs w:val="28"/>
+          <w:u w:color="003300"/>
+          <w:vertAlign w:val="superscript"/>
+        </w:rPr>
+        <w:t>3 </w:t>
+      </w:r>
+      <w:r>
+        <w:rPr>
+          <w:rFonts w:ascii="Gentium" w:hAnsi="Gentium" w:cs="Gentium"/>
+          <w:i/>
+          <w:iCs/>
+          <w:color w:val="4F6228" w:themeColor="accent3" w:themeShade="80"/>
+          <w:sz w:val="28"/>
+          <w:szCs w:val="28"/>
+          <w:u w:color="003300"/>
+        </w:rPr>
+        <w:t xml:space="preserve">Et cum vidisset Ioseph quae </w:t>
       </w:r>
       <w:r>
         <w:rPr>
@@ -877,61 +951,7 @@
           <w:u w:color="003300"/>
         </w:rPr>
         <w:lastRenderedPageBreak/>
-        <w:t xml:space="preserve">de loco isto, et si te oportet esse nobiscum, doce eum orare et non blasphemare: filii autem nostri insensati sunt. </w:t>
-      </w:r>
-      <w:r>
-        <w:rPr>
-          <w:rFonts w:ascii="Gentium" w:hAnsi="Gentium" w:cs="Gentium"/>
-          <w:b/>
-          <w:bCs/>
-          <w:i/>
-          <w:iCs/>
-          <w:color w:val="EE0000"/>
-          <w:sz w:val="28"/>
-          <w:szCs w:val="28"/>
-          <w:u w:color="003300"/>
-          <w:vertAlign w:val="superscript"/>
-        </w:rPr>
-        <w:t>2 </w:t>
-      </w:r>
-      <w:r>
-        <w:rPr>
-          <w:rFonts w:ascii="Gentium" w:hAnsi="Gentium" w:cs="Gentium"/>
-          <w:i/>
-          <w:iCs/>
-          <w:color w:val="4F6228" w:themeColor="accent3" w:themeShade="80"/>
-          <w:sz w:val="28"/>
-          <w:szCs w:val="28"/>
-          <w:u w:color="003300"/>
-        </w:rPr>
-        <w:t xml:space="preserve">Vocavit Ioseph Iesum et increpavit eum dicens Ut quid blasphemas? Habitatores isti odium habent super nos. Iesus autem dixit Ego autem scio quod isti sermones non sunt mei, sed tui sunt; ego autem tacebo propter te: ipsi autem videant in sapientia sua. Et hi statim qui loquebantur adversus Iesum caeci facti sunt. Et deambulantes dicebant Omnes sermones qui procedunt de ore eius exercitium habent. </w:t>
-      </w:r>
-      <w:r>
-        <w:rPr>
-          <w:rFonts w:ascii="Gentium" w:hAnsi="Gentium" w:cs="Gentium"/>
-          <w:b/>
-          <w:bCs/>
-          <w:i/>
-          <w:iCs/>
-          <w:color w:val="EE0000"/>
-          <w:sz w:val="28"/>
-          <w:szCs w:val="28"/>
-          <w:u w:color="003300"/>
-          <w:vertAlign w:val="superscript"/>
-        </w:rPr>
-        <w:t>3 </w:t>
-      </w:r>
-      <w:r>
-        <w:rPr>
-          <w:rFonts w:ascii="Gentium" w:hAnsi="Gentium" w:cs="Gentium"/>
-          <w:i/>
-          <w:iCs/>
-          <w:color w:val="4F6228" w:themeColor="accent3" w:themeShade="80"/>
-          <w:sz w:val="28"/>
-          <w:szCs w:val="28"/>
-          <w:u w:color="003300"/>
-        </w:rPr>
-        <w:t>Et cum vidisset Ioseph quae fecit Iesus, cum furore apprehendit eum per auriculam. Iesus autem turbatus dixit ad Ioseph Sufficit tibi videre me, non me tangere. Tu enim nescis quis ego sum: quod si scires, non me contristares. Et quamvis modo tecum sum, ante te factus sum.</w:t>
+        <w:t>fecit Iesus, cum furore apprehendit eum per auriculam. Iesus autem turbatus dixit ad Ioseph Sufficit tibi videre me, non me tangere. Tu enim nescis quis ego sum: quod si scires, non me contristares. Et quamvis modo tecum sum, ante te factus sum.</w:t>
       </w:r>
     </w:p>
     <w:p>
@@ -1172,7 +1192,34 @@
           <w:szCs w:val="28"/>
           <w:u w:color="003300"/>
         </w:rPr>
-        <w:t xml:space="preserve">Doctor autem ille percussit infantem in capite: puer vero cum accepisset, dixit ad eum Me autem oportet te docere et te non docere me. Ego scio litteras quas tu vis docere mihi, et scio quia vos estis mihi tanquam vasa de quibus non exeunt nisi voces et non sapientia. Et incipiens versiculum dixit per litteras ab a usque ad t pleniter cum multa </w:t>
+        <w:t xml:space="preserve">Doctor autem ille percussit infantem in capite: puer vero cum accepisset, dixit ad eum Me autem oportet te docere et te non docere me. Ego scio litteras quas tu vis docere mihi, et scio quia vos estis mihi tanquam vasa de quibus non exeunt nisi voces et non sapientia. Et incipiens versiculum dixit per litteras ab a usque ad t pleniter cum multa festinatione. Et respexit ad magistrum et dixit ei Tu autem nescis interpretare quod est a et b; quomodo vis docere alios? O hypocrita, si scis et dixeris mihi de a, tum dicam tibi de b. Ut autem coepit enarrare doctor ille de prima littera, non potuit ullum dare responsum. </w:t>
+      </w:r>
+      <w:r>
+        <w:rPr>
+          <w:rFonts w:ascii="Gentium" w:hAnsi="Gentium" w:cs="Gentium"/>
+          <w:b/>
+          <w:bCs/>
+          <w:i/>
+          <w:iCs/>
+          <w:color w:val="EE0000"/>
+          <w:sz w:val="28"/>
+          <w:szCs w:val="28"/>
+          <w:u w:color="003300"/>
+          <w:vertAlign w:val="superscript"/>
+        </w:rPr>
+        <w:t>7 </w:t>
+      </w:r>
+      <w:r>
+        <w:rPr>
+          <w:rFonts w:ascii="Gentium" w:hAnsi="Gentium" w:cs="Gentium"/>
+          <w:i/>
+          <w:iCs/>
+          <w:color w:val="4F6228" w:themeColor="accent3" w:themeShade="80"/>
+          <w:sz w:val="28"/>
+          <w:szCs w:val="28"/>
+          <w:u w:color="003300"/>
+        </w:rPr>
+        <w:t xml:space="preserve">Iesus autem dixit ad Zacheum Audi me, doctor, intellige primam litteram. Attende mihi quomodo habet duos versiculos: in medio </w:t>
       </w:r>
       <w:r>
         <w:rPr>
@@ -1185,34 +1232,7 @@
           <w:u w:color="003300"/>
         </w:rPr>
         <w:lastRenderedPageBreak/>
-        <w:t xml:space="preserve">festinatione. Et respexit ad magistrum et dixit ei Tu autem nescis interpretare quod est a et b; quomodo vis docere alios? O hypocrita, si scis et dixeris mihi de a, tum dicam tibi de b. Ut autem coepit enarrare doctor ille de prima littera, non potuit ullum dare responsum. </w:t>
-      </w:r>
-      <w:r>
-        <w:rPr>
-          <w:rFonts w:ascii="Gentium" w:hAnsi="Gentium" w:cs="Gentium"/>
-          <w:b/>
-          <w:bCs/>
-          <w:i/>
-          <w:iCs/>
-          <w:color w:val="EE0000"/>
-          <w:sz w:val="28"/>
-          <w:szCs w:val="28"/>
-          <w:u w:color="003300"/>
-          <w:vertAlign w:val="superscript"/>
-        </w:rPr>
-        <w:t>7 </w:t>
-      </w:r>
-      <w:r>
-        <w:rPr>
-          <w:rFonts w:ascii="Gentium" w:hAnsi="Gentium" w:cs="Gentium"/>
-          <w:i/>
-          <w:iCs/>
-          <w:color w:val="4F6228" w:themeColor="accent3" w:themeShade="80"/>
-          <w:sz w:val="28"/>
-          <w:szCs w:val="28"/>
-          <w:u w:color="003300"/>
-        </w:rPr>
-        <w:t>Iesus autem dixit ad Zacheum Audi me, doctor, intellige primam litteram. Attende mihi quomodo habet duos versiculos: in medio grassando, permanendo, donando, dispergendo, variando, comminando: triplex deployde commiscendo: simul ingenio pariter ommia communia habentia.</w:t>
+        <w:t>grassando, permanendo, donando, dispergendo, variando, comminando: triplex deployde commiscendo: simul ingenio pariter ommia communia habentia.</w:t>
       </w:r>
     </w:p>
     <w:p>

--- a/Unnn-Inf/U401-Igt.docx
+++ b/Unnn-Inf/U401-Igt.docx
@@ -41,7 +41,27 @@
           <w:shd w:val="clear" w:color="auto" w:fill="FFFFFF"/>
           <w:lang w:val="en-GB"/>
         </w:rPr>
-        <w:t xml:space="preserve"> here presented is that of Constatine von Tischendorf’s 18</w:t>
+        <w:t xml:space="preserve"> here presented is that of Consta</w:t>
+      </w:r>
+      <w:r>
+        <w:rPr>
+          <w:rFonts w:ascii="Gentium" w:hAnsi="Gentium" w:cs="Gentium"/>
+          <w:noProof w:val="0"/>
+          <w:color w:val="333333"/>
+          <w:shd w:val="clear" w:color="auto" w:fill="FFFFFF"/>
+          <w:lang w:val="en-GB"/>
+        </w:rPr>
+        <w:t>n</w:t>
+      </w:r>
+      <w:r>
+        <w:rPr>
+          <w:rFonts w:ascii="Gentium" w:hAnsi="Gentium" w:cs="Gentium"/>
+          <w:noProof w:val="0"/>
+          <w:color w:val="333333"/>
+          <w:shd w:val="clear" w:color="auto" w:fill="FFFFFF"/>
+          <w:lang w:val="en-GB"/>
+        </w:rPr>
+        <w:t>tine von Tischendorf’s 18</w:t>
       </w:r>
       <w:r>
         <w:rPr>
